--- a/reports/jarvis_eval_sample.docx
+++ b/reports/jarvis_eval_sample.docx
@@ -61,7 +61,7 @@
           <w:color w:val="000000"/>
           <w:sz w:val="20"/>
         </w:rPr>
-        <w:t>Timestamp: 2026-09-21T18:46:32.215597</w:t>
+        <w:t>Timestamp: 2026-10-04T08:38:55.412652</w:t>
       </w:r>
     </w:p>
     <w:sectPr>

--- a/reports/jarvis_eval_sample.docx
+++ b/reports/jarvis_eval_sample.docx
@@ -61,7 +61,7 @@
           <w:color w:val="000000"/>
           <w:sz w:val="20"/>
         </w:rPr>
-        <w:t>Timestamp: 2026-10-04T08:38:55.412652</w:t>
+        <w:t>Timestamp: 2026-10-04T08:41:55.314005</w:t>
       </w:r>
     </w:p>
     <w:sectPr>
